--- a/Java/Theory/lí thuyết Arraylist.docx
+++ b/Java/Theory/lí thuyết Arraylist.docx
@@ -24,6 +24,14 @@
     </w:p>
     <w:p>
       <w:r>
+        <w:t>RemoveIf là xóa có điều kiện</w:t>
+      </w:r>
+    </w:p>
+    <w:p>
+      <w:r>
+        <w:rPr>
+          <w:noProof/>
+        </w:rPr>
         <w:drawing>
           <wp:inline distT="0" distB="0" distL="0" distR="0" wp14:anchorId="4E212B43" wp14:editId="31FF9F22">
             <wp:extent cx="5943600" cy="5690235"/>

--- a/Java/Theory/lí thuyết Arraylist.docx
+++ b/Java/Theory/lí thuyết Arraylist.docx
@@ -57,6 +57,409 @@
                     <a:xfrm>
                       <a:off x="0" y="0"/>
                       <a:ext cx="5943600" cy="5690235"/>
+                    </a:xfrm>
+                    <a:prstGeom prst="rect">
+                      <a:avLst/>
+                    </a:prstGeom>
+                  </pic:spPr>
+                </pic:pic>
+              </a:graphicData>
+            </a:graphic>
+          </wp:inline>
+        </w:drawing>
+      </w:r>
+    </w:p>
+    <w:p>
+      <w:pPr>
+        <w:pStyle w:val="NormalWeb"/>
+        <w:shd w:val="clear" w:color="auto" w:fill="FFFFFF"/>
+        <w:spacing w:before="0" w:beforeAutospacing="0" w:after="0" w:afterAutospacing="0"/>
+        <w:rPr>
+          <w:rFonts w:ascii="Consolas" w:hAnsi="Consolas"/>
+          <w:color w:val="000000"/>
+          <w:sz w:val="20"/>
+          <w:szCs w:val="20"/>
+        </w:rPr>
+      </w:pPr>
+      <w:r>
+        <w:rPr>
+          <w:rFonts w:ascii="Consolas" w:hAnsi="Consolas"/>
+          <w:color w:val="000000"/>
+          <w:sz w:val="20"/>
+          <w:szCs w:val="20"/>
+        </w:rPr>
+        <w:t xml:space="preserve">     System.</w:t>
+      </w:r>
+      <w:r>
+        <w:rPr>
+          <w:rFonts w:ascii="Consolas" w:hAnsi="Consolas"/>
+          <w:b/>
+          <w:bCs/>
+          <w:i/>
+          <w:iCs/>
+          <w:color w:val="0000C0"/>
+          <w:sz w:val="20"/>
+          <w:szCs w:val="20"/>
+        </w:rPr>
+        <w:t>out</w:t>
+      </w:r>
+      <w:r>
+        <w:rPr>
+          <w:rFonts w:ascii="Consolas" w:hAnsi="Consolas"/>
+          <w:color w:val="000000"/>
+          <w:sz w:val="20"/>
+          <w:szCs w:val="20"/>
+        </w:rPr>
+        <w:t>.println(</w:t>
+      </w:r>
+      <w:r>
+        <w:rPr>
+          <w:rFonts w:ascii="Consolas" w:hAnsi="Consolas"/>
+          <w:color w:val="2A00FF"/>
+          <w:sz w:val="20"/>
+          <w:szCs w:val="20"/>
+        </w:rPr>
+        <w:t>"Săp xếp giảm dần"</w:t>
+      </w:r>
+      <w:r>
+        <w:rPr>
+          <w:rFonts w:ascii="Consolas" w:hAnsi="Consolas"/>
+          <w:color w:val="000000"/>
+          <w:sz w:val="20"/>
+          <w:szCs w:val="20"/>
+        </w:rPr>
+        <w:t>);</w:t>
+      </w:r>
+    </w:p>
+    <w:p>
+      <w:pPr>
+        <w:pStyle w:val="NormalWeb"/>
+        <w:shd w:val="clear" w:color="auto" w:fill="FFFFFF"/>
+        <w:spacing w:before="0" w:beforeAutospacing="0" w:after="0" w:afterAutospacing="0"/>
+        <w:rPr>
+          <w:rFonts w:ascii="Consolas" w:hAnsi="Consolas"/>
+          <w:color w:val="000000"/>
+          <w:sz w:val="20"/>
+          <w:szCs w:val="20"/>
+        </w:rPr>
+      </w:pPr>
+      <w:r>
+        <w:rPr>
+          <w:rFonts w:ascii="Consolas" w:hAnsi="Consolas"/>
+          <w:color w:val="000000"/>
+          <w:sz w:val="20"/>
+          <w:szCs w:val="20"/>
+        </w:rPr>
+        <w:t xml:space="preserve">     Collections.</w:t>
+      </w:r>
+      <w:r>
+        <w:rPr>
+          <w:rFonts w:ascii="Consolas" w:hAnsi="Consolas"/>
+          <w:i/>
+          <w:iCs/>
+          <w:color w:val="000000"/>
+          <w:sz w:val="20"/>
+          <w:szCs w:val="20"/>
+        </w:rPr>
+        <w:t>sort</w:t>
+      </w:r>
+      <w:r>
+        <w:rPr>
+          <w:rFonts w:ascii="Consolas" w:hAnsi="Consolas"/>
+          <w:color w:val="000000"/>
+          <w:sz w:val="20"/>
+          <w:szCs w:val="20"/>
+        </w:rPr>
+        <w:t>(</w:t>
+      </w:r>
+      <w:r>
+        <w:rPr>
+          <w:rFonts w:ascii="Consolas" w:hAnsi="Consolas"/>
+          <w:color w:val="6A3E3E"/>
+          <w:sz w:val="20"/>
+          <w:szCs w:val="20"/>
+        </w:rPr>
+        <w:t>mang</w:t>
+      </w:r>
+      <w:r>
+        <w:rPr>
+          <w:rFonts w:ascii="Consolas" w:hAnsi="Consolas"/>
+          <w:color w:val="000000"/>
+          <w:sz w:val="20"/>
+          <w:szCs w:val="20"/>
+        </w:rPr>
+        <w:t>,Collections.</w:t>
+      </w:r>
+      <w:r>
+        <w:rPr>
+          <w:rFonts w:ascii="Consolas" w:hAnsi="Consolas"/>
+          <w:i/>
+          <w:iCs/>
+          <w:color w:val="000000"/>
+          <w:sz w:val="20"/>
+          <w:szCs w:val="20"/>
+        </w:rPr>
+        <w:t>reverseOrder</w:t>
+      </w:r>
+      <w:r>
+        <w:rPr>
+          <w:rFonts w:ascii="Consolas" w:hAnsi="Consolas"/>
+          <w:color w:val="000000"/>
+          <w:sz w:val="20"/>
+          <w:szCs w:val="20"/>
+        </w:rPr>
+        <w:t>());</w:t>
+      </w:r>
+    </w:p>
+    <w:p/>
+    <w:p>
+      <w:pPr>
+        <w:pStyle w:val="NormalWeb"/>
+        <w:shd w:val="clear" w:color="auto" w:fill="FFFFFF"/>
+        <w:spacing w:before="0" w:beforeAutospacing="0" w:after="0" w:afterAutospacing="0"/>
+        <w:rPr>
+          <w:rFonts w:ascii="Consolas" w:hAnsi="Consolas"/>
+          <w:color w:val="000000"/>
+          <w:sz w:val="20"/>
+          <w:szCs w:val="20"/>
+        </w:rPr>
+      </w:pPr>
+      <w:r>
+        <w:rPr>
+          <w:rFonts w:ascii="Consolas" w:hAnsi="Consolas"/>
+          <w:color w:val="000000"/>
+          <w:sz w:val="20"/>
+          <w:szCs w:val="20"/>
+        </w:rPr>
+        <w:tab/>
+      </w:r>
+      <w:r>
+        <w:rPr>
+          <w:rFonts w:ascii="Consolas" w:hAnsi="Consolas"/>
+          <w:color w:val="000000"/>
+          <w:sz w:val="20"/>
+          <w:szCs w:val="20"/>
+        </w:rPr>
+        <w:tab/>
+        <w:t>System.</w:t>
+      </w:r>
+      <w:r>
+        <w:rPr>
+          <w:rFonts w:ascii="Consolas" w:hAnsi="Consolas"/>
+          <w:b/>
+          <w:bCs/>
+          <w:i/>
+          <w:iCs/>
+          <w:color w:val="0000C0"/>
+          <w:sz w:val="20"/>
+          <w:szCs w:val="20"/>
+        </w:rPr>
+        <w:t>out</w:t>
+      </w:r>
+      <w:r>
+        <w:rPr>
+          <w:rFonts w:ascii="Consolas" w:hAnsi="Consolas"/>
+          <w:color w:val="000000"/>
+          <w:sz w:val="20"/>
+          <w:szCs w:val="20"/>
+        </w:rPr>
+        <w:t>.println(</w:t>
+      </w:r>
+      <w:r>
+        <w:rPr>
+          <w:rFonts w:ascii="Consolas" w:hAnsi="Consolas"/>
+          <w:color w:val="2A00FF"/>
+          <w:sz w:val="20"/>
+          <w:szCs w:val="20"/>
+        </w:rPr>
+        <w:t>"Sắp xếp mảng tăng dần"</w:t>
+      </w:r>
+      <w:r>
+        <w:rPr>
+          <w:rFonts w:ascii="Consolas" w:hAnsi="Consolas"/>
+          <w:color w:val="000000"/>
+          <w:sz w:val="20"/>
+          <w:szCs w:val="20"/>
+        </w:rPr>
+        <w:t>);</w:t>
+      </w:r>
+    </w:p>
+    <w:p>
+      <w:pPr>
+        <w:pStyle w:val="NormalWeb"/>
+        <w:shd w:val="clear" w:color="auto" w:fill="FFFFFF"/>
+        <w:spacing w:before="0" w:beforeAutospacing="0" w:after="0" w:afterAutospacing="0"/>
+        <w:rPr>
+          <w:rFonts w:ascii="Consolas" w:hAnsi="Consolas"/>
+          <w:color w:val="000000"/>
+          <w:sz w:val="20"/>
+          <w:szCs w:val="20"/>
+        </w:rPr>
+      </w:pPr>
+      <w:r>
+        <w:rPr>
+          <w:rFonts w:ascii="Consolas" w:hAnsi="Consolas"/>
+          <w:color w:val="000000"/>
+          <w:sz w:val="20"/>
+          <w:szCs w:val="20"/>
+        </w:rPr>
+        <w:tab/>
+      </w:r>
+      <w:r>
+        <w:rPr>
+          <w:rFonts w:ascii="Consolas" w:hAnsi="Consolas"/>
+          <w:color w:val="000000"/>
+          <w:sz w:val="20"/>
+          <w:szCs w:val="20"/>
+        </w:rPr>
+        <w:tab/>
+        <w:t>Collections.</w:t>
+      </w:r>
+      <w:r>
+        <w:rPr>
+          <w:rFonts w:ascii="Consolas" w:hAnsi="Consolas"/>
+          <w:i/>
+          <w:iCs/>
+          <w:color w:val="000000"/>
+          <w:sz w:val="20"/>
+          <w:szCs w:val="20"/>
+        </w:rPr>
+        <w:t>sort</w:t>
+      </w:r>
+      <w:r>
+        <w:rPr>
+          <w:rFonts w:ascii="Consolas" w:hAnsi="Consolas"/>
+          <w:color w:val="000000"/>
+          <w:sz w:val="20"/>
+          <w:szCs w:val="20"/>
+        </w:rPr>
+        <w:t>(</w:t>
+      </w:r>
+      <w:r>
+        <w:rPr>
+          <w:rFonts w:ascii="Consolas" w:hAnsi="Consolas"/>
+          <w:color w:val="6A3E3E"/>
+          <w:sz w:val="20"/>
+          <w:szCs w:val="20"/>
+        </w:rPr>
+        <w:t>mangso</w:t>
+      </w:r>
+      <w:r>
+        <w:rPr>
+          <w:rFonts w:ascii="Consolas" w:hAnsi="Consolas"/>
+          <w:color w:val="000000"/>
+          <w:sz w:val="20"/>
+          <w:szCs w:val="20"/>
+        </w:rPr>
+        <w:t>);</w:t>
+      </w:r>
+    </w:p>
+    <w:p>
+      <w:r>
+        <w:lastRenderedPageBreak/>
+        <w:drawing>
+          <wp:inline distT="0" distB="0" distL="0" distR="0" wp14:anchorId="1E24FBD5" wp14:editId="33605F5E">
+            <wp:extent cx="5943600" cy="3761740"/>
+            <wp:effectExtent l="0" t="0" r="0" b="0"/>
+            <wp:docPr id="2" name="Picture 2"/>
+            <wp:cNvGraphicFramePr>
+              <a:graphicFrameLocks xmlns:a="http://schemas.openxmlformats.org/drawingml/2006/main" noChangeAspect="1"/>
+            </wp:cNvGraphicFramePr>
+            <a:graphic xmlns:a="http://schemas.openxmlformats.org/drawingml/2006/main">
+              <a:graphicData uri="http://schemas.openxmlformats.org/drawingml/2006/picture">
+                <pic:pic xmlns:pic="http://schemas.openxmlformats.org/drawingml/2006/picture">
+                  <pic:nvPicPr>
+                    <pic:cNvPr id="1" name=""/>
+                    <pic:cNvPicPr/>
+                  </pic:nvPicPr>
+                  <pic:blipFill>
+                    <a:blip r:embed="rId5"/>
+                    <a:stretch>
+                      <a:fillRect/>
+                    </a:stretch>
+                  </pic:blipFill>
+                  <pic:spPr>
+                    <a:xfrm>
+                      <a:off x="0" y="0"/>
+                      <a:ext cx="5943600" cy="3761740"/>
+                    </a:xfrm>
+                    <a:prstGeom prst="rect">
+                      <a:avLst/>
+                    </a:prstGeom>
+                  </pic:spPr>
+                </pic:pic>
+              </a:graphicData>
+            </a:graphic>
+          </wp:inline>
+        </w:drawing>
+      </w:r>
+    </w:p>
+    <w:p>
+      <w:r>
+        <w:drawing>
+          <wp:inline distT="0" distB="0" distL="0" distR="0" wp14:anchorId="45F13F32" wp14:editId="06870D80">
+            <wp:extent cx="5943600" cy="1382395"/>
+            <wp:effectExtent l="0" t="0" r="0" b="8255"/>
+            <wp:docPr id="3" name="Picture 3"/>
+            <wp:cNvGraphicFramePr>
+              <a:graphicFrameLocks xmlns:a="http://schemas.openxmlformats.org/drawingml/2006/main" noChangeAspect="1"/>
+            </wp:cNvGraphicFramePr>
+            <a:graphic xmlns:a="http://schemas.openxmlformats.org/drawingml/2006/main">
+              <a:graphicData uri="http://schemas.openxmlformats.org/drawingml/2006/picture">
+                <pic:pic xmlns:pic="http://schemas.openxmlformats.org/drawingml/2006/picture">
+                  <pic:nvPicPr>
+                    <pic:cNvPr id="1" name=""/>
+                    <pic:cNvPicPr/>
+                  </pic:nvPicPr>
+                  <pic:blipFill>
+                    <a:blip r:embed="rId6"/>
+                    <a:stretch>
+                      <a:fillRect/>
+                    </a:stretch>
+                  </pic:blipFill>
+                  <pic:spPr>
+                    <a:xfrm>
+                      <a:off x="0" y="0"/>
+                      <a:ext cx="5943600" cy="1382395"/>
+                    </a:xfrm>
+                    <a:prstGeom prst="rect">
+                      <a:avLst/>
+                    </a:prstGeom>
+                  </pic:spPr>
+                </pic:pic>
+              </a:graphicData>
+            </a:graphic>
+          </wp:inline>
+        </w:drawing>
+      </w:r>
+    </w:p>
+    <w:p>
+      <w:r>
+        <w:drawing>
+          <wp:inline distT="0" distB="0" distL="0" distR="0" wp14:anchorId="513BBB26" wp14:editId="1098F339">
+            <wp:extent cx="5943600" cy="1367155"/>
+            <wp:effectExtent l="0" t="0" r="0" b="4445"/>
+            <wp:docPr id="4" name="Picture 4"/>
+            <wp:cNvGraphicFramePr>
+              <a:graphicFrameLocks xmlns:a="http://schemas.openxmlformats.org/drawingml/2006/main" noChangeAspect="1"/>
+            </wp:cNvGraphicFramePr>
+            <a:graphic xmlns:a="http://schemas.openxmlformats.org/drawingml/2006/main">
+              <a:graphicData uri="http://schemas.openxmlformats.org/drawingml/2006/picture">
+                <pic:pic xmlns:pic="http://schemas.openxmlformats.org/drawingml/2006/picture">
+                  <pic:nvPicPr>
+                    <pic:cNvPr id="1" name=""/>
+                    <pic:cNvPicPr/>
+                  </pic:nvPicPr>
+                  <pic:blipFill>
+                    <a:blip r:embed="rId7"/>
+                    <a:stretch>
+                      <a:fillRect/>
+                    </a:stretch>
+                  </pic:blipFill>
+                  <pic:spPr>
+                    <a:xfrm>
+                      <a:off x="0" y="0"/>
+                      <a:ext cx="5943600" cy="1367155"/>
                     </a:xfrm>
                     <a:prstGeom prst="rect">
                       <a:avLst/>
@@ -505,6 +908,22 @@
     <w:semiHidden/>
     <w:unhideWhenUsed/>
   </w:style>
+  <w:style w:type="paragraph" w:styleId="NormalWeb">
+    <w:name w:val="Normal (Web)"/>
+    <w:basedOn w:val="Normal"/>
+    <w:uiPriority w:val="99"/>
+    <w:semiHidden/>
+    <w:unhideWhenUsed/>
+    <w:rsid w:val="0039427A"/>
+    <w:pPr>
+      <w:spacing w:before="100" w:beforeAutospacing="1" w:after="100" w:afterAutospacing="1" w:line="240" w:lineRule="auto"/>
+    </w:pPr>
+    <w:rPr>
+      <w:rFonts w:ascii="Times New Roman" w:eastAsia="Times New Roman" w:hAnsi="Times New Roman" w:cs="Times New Roman"/>
+      <w:sz w:val="24"/>
+      <w:szCs w:val="24"/>
+    </w:rPr>
+  </w:style>
 </w:styles>
 </file>
 
